--- a/ky/wisdom-stories/fortieth-day-rite.docx
+++ b/ky/wisdom-stories/fortieth-day-rite.docx
@@ -57,7 +57,7 @@
           <w:sz w:val="22"/>
           <w:lang w:val="ky-KG"/>
         </w:rPr>
-        <w:t>Мөөнөт бүткөндө наристенин кыркын мындайча чыгарышчу экен: эне-баланы жакын туугандарынын биринин үйүнө конокко чакырышып, үй ээси наристеге өмүр бою кирешеси мол болсун деп МАЙДА АКЧА; чачы агарганча узак жашап, жүрөгү жумшак болсун деп ПАХТА; оозу дайыма таттуу, жүзү дайыма күлүп турсун деп КАНТ; үйүнө береке кирсин деп КҮРҮЧ; оозунун даамы кетпесин деп ТУЗ; курсагы ток, бели бекем болсун деп ЖУМУРТКА сыяктуу белектерди беришчү.</w:t>
+        <w:t>Мөөнөт бүткөндө наристенин кыркын мындайча чыгарышчу экен: эне-баланы жакын туугандарынын биринин үйүнө конокко чакырышып, үй ээси наристеге өмүр бою кирешеси мол болсун деп майда акча; чачы агарганча узак жашап, жүрөгү жумшак болсун деп пахта; оозу дайыма таттуу, жүзү дайыма күлүп турсун деп кант; үйүнө береке кирсин деп күрүч; оозунун даамы кетпесин деп туз; курсагы ток, дени соо болсун деп жумуртка сыяктуу белектерди беришчү.</w:t>
       </w:r>
     </w:p>
     <w:p>
@@ -81,7 +81,7 @@
           <w:sz w:val="22"/>
           <w:lang w:val="ky-KG"/>
         </w:rPr>
-        <w:t xml:space="preserve">Сабак: </w:t>
+        <w:t>Сабак: Салттарыбыздын ар биринде бир бата, бир сүйүү жашырылган. Наристеге берилген белектер чындыгында анын өмүрүнө айтылган жакшы тилектер.</w:t>
       </w:r>
       <w:r>
         <w:rPr>
@@ -90,7 +90,6 @@
           <w:sz w:val="22"/>
           <w:lang w:val="ky-KG"/>
         </w:rPr>
-        <w:t>Наристеге арналган салттуу белектердин ар биринде ак тилек бар. Алар аркылуу эл баланын өмүрүнө жакшылык, үйүнө береке каалайт.</w:t>
       </w:r>
     </w:p>
     <w:p>
@@ -110,7 +109,7 @@
           <w:sz w:val="18"/>
           <w:lang w:val="ky-KG"/>
         </w:rPr>
-        <w:t>Окуя ачык интернет булактарынан алынды.</w:t>
+        <w:t>Аңгемелер ачык интернет булактарынан алынган, иллюстрациялар болсо ЖИ менен түзүлгөн.</w:t>
       </w:r>
     </w:p>
     <w:sectPr>

--- a/ky/wisdom-stories/fortieth-day-rite.docx
+++ b/ky/wisdom-stories/fortieth-day-rite.docx
@@ -3,115 +3,81 @@
 <w:document xmlns:wpc="http://schemas.microsoft.com/office/word/2010/wordprocessingCanvas" xmlns:cx="http://schemas.microsoft.com/office/drawing/2014/chartex" xmlns:cx1="http://schemas.microsoft.com/office/drawing/2015/9/8/chartex" xmlns:cx2="http://schemas.microsoft.com/office/drawing/2015/10/21/chartex" xmlns:cx3="http://schemas.microsoft.com/office/drawing/2016/5/9/chartex" xmlns:cx4="http://schemas.microsoft.com/office/drawing/2016/5/10/chartex" xmlns:cx5="http://schemas.microsoft.com/office/drawing/2016/5/11/chartex" xmlns:cx6="http://schemas.microsoft.com/office/drawing/2016/5/12/chartex" xmlns:cx7="http://schemas.microsoft.com/office/drawing/2016/5/13/chartex" xmlns:cx8="http://schemas.microsoft.com/office/drawing/2016/5/14/chartex" xmlns:mc="http://schemas.openxmlformats.org/markup-compatibility/2006" xmlns:aink="http://schemas.microsoft.com/office/drawing/2016/ink" xmlns:am3d="http://schemas.microsoft.com/office/drawing/2017/model3d" xmlns:o="urn:schemas-microsoft-com:office:office" xmlns:oel="http://schemas.microsoft.com/office/2019/extlst" xmlns:r="http://schemas.openxmlformats.org/officeDocument/2006/relationships" xmlns:m="http://schemas.openxmlformats.org/officeDocument/2006/math" xmlns:v="urn:schemas-microsoft-com:vml" xmlns:wp14="http://schemas.microsoft.com/office/word/2010/wordprocessingDrawing" xmlns:wp="http://schemas.openxmlformats.org/drawingml/2006/wordprocessingDrawing" xmlns:w10="urn:schemas-microsoft-com:office:word" xmlns:w="http://schemas.openxmlformats.org/wordprocessingml/2006/main" xmlns:w14="http://schemas.microsoft.com/office/word/2010/wordml" xmlns:w15="http://schemas.microsoft.com/office/word/2012/wordml" xmlns:w16cex="http://schemas.microsoft.com/office/word/2018/wordml/cex" xmlns:w16cid="http://schemas.microsoft.com/office/word/2016/wordml/cid" xmlns:w16="http://schemas.microsoft.com/office/word/2018/wordml" xmlns:w16du="http://schemas.microsoft.com/office/word/2023/wordml/word16du" xmlns:w16sdtdh="http://schemas.microsoft.com/office/word/2020/wordml/sdtdatahash" xmlns:w16sdtfl="http://schemas.microsoft.com/office/word/2024/wordml/sdtformatlock" xmlns:w16se="http://schemas.microsoft.com/office/word/2015/wordml/symex" xmlns:wpg="http://schemas.microsoft.com/office/word/2010/wordprocessingGroup" xmlns:wpi="http://schemas.microsoft.com/office/word/2010/wordprocessingInk" xmlns:wne="http://schemas.microsoft.com/office/word/2006/wordml" xmlns:wps="http://schemas.microsoft.com/office/word/2010/wordprocessingShape" mc:Ignorable="w14 w15 w16se w16cid w16 w16cex w16sdtdh w16sdtfl w16du wp14">
   <w:body>
     <w:p>
-      <w:pPr>
-        <w:pStyle w:val="Title"/>
-        <w:keepNext/>
-        <w:keepLines w:val="0"/>
-        <w:pageBreakBefore w:val="0"/>
-        <w:widowControl/>
-        <w:spacing w:line="269" w:lineRule="auto" w:after="180" w:before="0"/>
-      </w:pPr>
-      <w:bookmarkStart w:id="10065" w:name="Story_66"/>
       <w:r>
         <w:rPr>
-          <w:rFonts w:ascii="Arial" w:hAnsi="Arial"/>
           <w:b/>
-          <w:color w:val="000000"/>
-          <w:sz w:val="34"/>
-          <w:lang w:val="ky-KG"/>
+          <w:bCs/>
         </w:rPr>
         <w:t>Кыркын чыгаруу</w:t>
       </w:r>
-      <w:bookmarkEnd w:id="10065"/>
     </w:p>
     <w:p>
-      <w:pPr>
-        <w:keepNext w:val="0"/>
-        <w:keepLines w:val="0"/>
-        <w:pageBreakBefore w:val="0"/>
-        <w:widowControl/>
-        <w:spacing w:line="269" w:lineRule="auto" w:after="120" w:before="0"/>
-      </w:pPr>
       <w:r>
-        <w:rPr>
-          <w:rFonts w:ascii="Arial" w:eastAsia="Arial" w:hAnsi="Arial"/>
-          <w:color w:val="000000"/>
-          <w:sz w:val="22"/>
-          <w:lang w:val="ky-KG"/>
-        </w:rPr>
-        <w:t>Түрк элдеринде төрөттөн кийин эне менен наристенин кырк күн үйдөн чыкпай, үйүнө конок киргизбей отуруу салты бар. Айтымдарга караганда, бул байыркы түрк салттарынын бири болуп, тамыры Көктүрктөр дооруна чейин жетет.</w:t>
+        <w:t>Айрым түрк элдеринде бала төрөлгөндөн кийинки алгачкы кырк күн эне менен ымыркайга өзгөчө кам көрүлүүчү мезгил деп эсептелет. Бул убакта сыртка чыгуу, конок тосуу сыяктуу жөрөлгөлөр ар кайсы жерде, ар бир үй-бүлөдө ар башка болот.</w:t>
       </w:r>
     </w:p>
     <w:p>
-      <w:pPr>
-        <w:keepNext/>
-        <w:keepLines w:val="0"/>
-        <w:pageBreakBefore w:val="0"/>
-        <w:widowControl/>
-        <w:spacing w:line="269" w:lineRule="auto" w:after="120" w:before="0"/>
-      </w:pPr>
       <w:r>
-        <w:rPr>
-          <w:rFonts w:ascii="Arial" w:eastAsia="Arial" w:hAnsi="Arial"/>
-          <w:color w:val="000000"/>
-          <w:sz w:val="22"/>
-          <w:lang w:val="ky-KG"/>
-        </w:rPr>
-        <w:t>Мөөнөт бүткөндө наристенин кыркын мындайча чыгарышчу экен: эне-баланы жакын туугандарынын биринин үйүнө конокко чакырышып, үй ээси наристеге өмүр бою кирешеси мол болсун деп майда акча; чачы агарганча узак жашап, жүрөгү жумшак болсун деп пахта; оозу дайыма таттуу, жүзү дайыма күлүп турсун деп кант; үйүнө береке кирсин деп күрүч; оозунун даамы кетпесин деп туз; курсагы ток, дени соо болсун деп жумуртка сыяктуу белектерди беришчү.</w:t>
+        <w:t>Кырк күндүн аякташын белгилеген салттын бир баянында эне менен баланы жакындары конокко чакырары айтылат. Ымыркайга арналган ар бир чакан белек өзүнчө ак тилекти билдирет:</w:t>
       </w:r>
     </w:p>
     <w:p>
-      <w:pPr>
-        <w:pStyle w:val="Moral"/>
-        <w:keepNext/>
-        <w:keepLines/>
-        <w:pageBreakBefore w:val="0"/>
-        <w:widowControl/>
-        <w:spacing w:before="120" w:after="120" w:line="269" w:lineRule="auto"/>
-        <w:ind w:left="240" w:right="240"/>
-        <w:rPr>
-          <w:lang w:val="ru-RU"/>
-        </w:rPr>
-      </w:pPr>
       <w:r>
-        <w:rPr>
-          <w:rFonts w:ascii="Arial" w:hAnsi="Arial"/>
-          <w:b/>
-          <w:color w:val="000000"/>
-          <w:sz w:val="22"/>
-          <w:lang w:val="ky-KG"/>
-        </w:rPr>
-        <w:t>Сабак: Салттарыбыздын ар биринде бир бата, бир сүйүү жашырылган. Наристеге берилген белектер чындыгында анын өмүрүнө айтылган жакшы тилектер.</w:t>
-      </w:r>
-      <w:r>
-        <w:rPr>
-          <w:rFonts w:ascii="Arial" w:hAnsi="Arial"/>
-          <w:color w:val="000000"/>
-          <w:sz w:val="22"/>
-          <w:lang w:val="ky-KG"/>
-        </w:rPr>
+        <w:t>Майда акча — ырыскысы мол болсун деп;</w:t>
       </w:r>
     </w:p>
     <w:p>
-      <w:pPr>
-        <w:keepNext w:val="0"/>
-        <w:keepLines w:val="0"/>
-        <w:pageBreakBefore w:val="0"/>
-        <w:widowControl/>
-        <w:spacing w:before="0" w:after="160" w:line="269" w:lineRule="auto"/>
-        <w:jc w:val="right"/>
-      </w:pPr>
+      <w:r>
+        <w:t>Пахта — чачы агарганча узак жашасын, жүрөгү жумшак болсун деп;</w:t>
+      </w:r>
+    </w:p>
+    <w:p>
+      <w:r>
+        <w:t>Кант — өмүрү таттуу, жүзү жарык болсун деп;</w:t>
+      </w:r>
+    </w:p>
+    <w:p>
+      <w:r>
+        <w:t>Күрүч — үйүнөн береке кетпесин деп;</w:t>
+      </w:r>
+    </w:p>
+    <w:p>
+      <w:r>
+        <w:t>Туз — жашоосунун даамы, кызыгы кемибесин деп;</w:t>
+      </w:r>
+    </w:p>
+    <w:p>
+      <w:r>
+        <w:t>Жумуртка — курсагы ток, денеси сак болсун деп.</w:t>
+      </w:r>
+    </w:p>
+    <w:p>
+      <w:r>
+        <w:t>Бул буюмдар баланын тагдырын аныктабайт. Алар — ага арналган жакшы тилектердин белгиси.</w:t>
+      </w:r>
+    </w:p>
+    <w:p>
       <w:r>
         <w:rPr>
-          <w:rFonts w:ascii="Arial" w:eastAsia="Arial" w:hAnsi="Arial" w:cs="Arial"/>
-          <w:i/>
-          <w:color w:val="000000"/>
-          <w:sz w:val="18"/>
-          <w:lang w:val="ky-KG"/>
+          <w:b/>
+          <w:bCs/>
         </w:rPr>
-        <w:t>Аңгемелер ачык интернет булактарынан алынган, иллюстрациялар болсо ЖИ менен түзүлгөн.</w:t>
+        <w:t>Сабак:</w:t>
+      </w:r>
+      <w:r>
+        <w:t xml:space="preserve"> Кичинекей белектин ичинде өмүр бою коштой турган чоң тилек жашашы мүмкүн. Бул салттын көркү — эне менен балага көрсөтүлгөн камкордукта жана алардын келечегине арналган ак батада.</w:t>
       </w:r>
     </w:p>
+    <w:p>
+      <w:r>
+        <w:rPr>
+          <w:i/>
+          <w:iCs/>
+        </w:rPr>
+        <w:t>Аңгемелер интернеттен чогултулуп, жасалма интеллекттин жардамы менен иштелип чыккан. Бардык сүрөттөр жасалма интеллект аркылуу түзүлгөн.</w:t>
+      </w:r>
+    </w:p>
+    <w:p/>
     <w:sectPr>
       <w:headerReference w:type="even" r:id="rId7"/>
       <w:headerReference w:type="default" r:id="rId8"/>
@@ -942,7 +908,6 @@
     </w:pPr>
     <w:rPr>
       <w:rFonts w:asciiTheme="majorHAnsi" w:eastAsiaTheme="majorEastAsia" w:hAnsiTheme="majorHAnsi" w:cstheme="majorBidi"/>
-      <w:color w:val="000000"/>
       <w:sz w:val="40"/>
       <w:szCs w:val="40"/>
     </w:rPr>
@@ -964,7 +929,6 @@
     </w:pPr>
     <w:rPr>
       <w:rFonts w:asciiTheme="majorHAnsi" w:eastAsiaTheme="majorEastAsia" w:hAnsiTheme="majorHAnsi" w:cstheme="majorBidi"/>
-      <w:color w:val="000000"/>
       <w:sz w:val="32"/>
       <w:szCs w:val="32"/>
     </w:rPr>
@@ -987,7 +951,6 @@
     </w:pPr>
     <w:rPr>
       <w:rFonts w:eastAsiaTheme="majorEastAsia" w:cstheme="majorBidi"/>
-      <w:color w:val="000000"/>
       <w:sz w:val="28"/>
       <w:szCs w:val="28"/>
     </w:rPr>
@@ -1012,7 +975,6 @@
       <w:rFonts w:eastAsiaTheme="majorEastAsia" w:cstheme="majorBidi"/>
       <w:i/>
       <w:iCs/>
-      <w:color w:val="000000"/>
     </w:rPr>
   </w:style>
   <w:style w:type="paragraph" w:styleId="Heading5">
@@ -1033,7 +995,6 @@
     </w:pPr>
     <w:rPr>
       <w:rFonts w:eastAsiaTheme="majorEastAsia" w:cstheme="majorBidi"/>
-      <w:color w:val="000000"/>
     </w:rPr>
   </w:style>
   <w:style w:type="paragraph" w:styleId="Heading6">
@@ -1056,7 +1017,6 @@
       <w:rFonts w:eastAsiaTheme="majorEastAsia" w:cstheme="majorBidi"/>
       <w:i/>
       <w:iCs/>
-      <w:color w:val="000000"/>
     </w:rPr>
   </w:style>
   <w:style w:type="paragraph" w:styleId="Heading7">
@@ -1077,7 +1037,6 @@
     </w:pPr>
     <w:rPr>
       <w:rFonts w:eastAsiaTheme="majorEastAsia" w:cstheme="majorBidi"/>
-      <w:color w:val="000000"/>
     </w:rPr>
   </w:style>
   <w:style w:type="paragraph" w:styleId="Heading8">
@@ -1100,7 +1059,6 @@
       <w:rFonts w:eastAsiaTheme="majorEastAsia" w:cstheme="majorBidi"/>
       <w:i/>
       <w:iCs/>
-      <w:color w:val="000000"/>
     </w:rPr>
   </w:style>
   <w:style w:type="paragraph" w:styleId="Heading9">
@@ -1121,13 +1079,11 @@
     </w:pPr>
     <w:rPr>
       <w:rFonts w:eastAsiaTheme="majorEastAsia" w:cstheme="majorBidi"/>
-      <w:color w:val="000000"/>
     </w:rPr>
   </w:style>
   <w:style w:type="character" w:default="1" w:styleId="DefaultParagraphFont">
     <w:name w:val="Default Paragraph Font"/>
     <w:uiPriority w:val="1"/>
-    <w:semiHidden/>
     <w:unhideWhenUsed/>
   </w:style>
   <w:style w:type="table" w:default="1" w:styleId="TableNormal">
@@ -1283,7 +1239,6 @@
     </w:pPr>
     <w:rPr>
       <w:rFonts w:asciiTheme="majorHAnsi" w:eastAsiaTheme="majorEastAsia" w:hAnsiTheme="majorHAnsi" w:cstheme="majorBidi"/>
-      <w:color w:val="000000"/>
       <w:spacing w:val="-10"/>
       <w:kern w:val="28"/>
       <w:sz w:val="56"/>
@@ -1319,7 +1274,6 @@
     </w:pPr>
     <w:rPr>
       <w:rFonts w:eastAsiaTheme="majorEastAsia" w:cstheme="majorBidi"/>
-      <w:color w:val="000000"/>
       <w:spacing w:val="15"/>
       <w:sz w:val="28"/>
       <w:szCs w:val="28"/>
@@ -1354,7 +1308,6 @@
     <w:rPr>
       <w:i/>
       <w:iCs/>
-      <w:color w:val="000000"/>
     </w:rPr>
   </w:style>
   <w:style w:type="character" w:customStyle="1" w:styleId="QuoteChar">
@@ -1379,9 +1332,6 @@
       <w:ind w:left="720"/>
       <w:contextualSpacing/>
     </w:pPr>
-    <w:rPr>
-      <w:color w:val="000000"/>
-    </w:rPr>
   </w:style>
   <w:style w:type="character" w:styleId="IntenseEmphasis">
     <w:name w:val="Intense Emphasis"/>
@@ -1411,7 +1361,6 @@
     <w:rPr>
       <w:i/>
       <w:iCs/>
-      <w:color w:val="000000"/>
     </w:rPr>
   </w:style>
   <w:style w:type="character" w:customStyle="1" w:styleId="IntenseQuoteChar">
@@ -1451,9 +1400,6 @@
     <w:pPr>
       <w:spacing w:after="100"/>
     </w:pPr>
-    <w:rPr>
-      <w:color w:val="000000"/>
-    </w:rPr>
   </w:style>
   <w:style w:type="paragraph" w:customStyle="1" w:styleId="Moral">
     <w:name w:val="Moral"/>
@@ -1465,7 +1411,6 @@
     <w:rPr>
       <w:rFonts w:ascii="Arial" w:eastAsia="Arial" w:hAnsi="Arial"/>
       <w:i/>
-      <w:color w:val="000000"/>
       <w:kern w:val="0"/>
       <w:sz w:val="22"/>
       <w:szCs w:val="22"/>
@@ -1487,9 +1432,6 @@
       </w:tabs>
       <w:spacing w:after="0" w:line="240" w:lineRule="auto"/>
     </w:pPr>
-    <w:rPr>
-      <w:color w:val="000000"/>
-    </w:rPr>
   </w:style>
   <w:style w:type="character" w:customStyle="1" w:styleId="HeaderChar">
     <w:name w:val="Header Char"/>
@@ -1512,9 +1454,6 @@
       </w:tabs>
       <w:spacing w:after="0" w:line="240" w:lineRule="auto"/>
     </w:pPr>
-    <w:rPr>
-      <w:color w:val="000000"/>
-    </w:rPr>
   </w:style>
   <w:style w:type="character" w:customStyle="1" w:styleId="FooterChar">
     <w:name w:val="Footer Char"/>
@@ -1537,7 +1476,6 @@
     </w:pPr>
     <w:rPr>
       <w:rFonts w:eastAsiaTheme="minorEastAsia"/>
-      <w:color w:val="000000"/>
     </w:rPr>
   </w:style>
   <w:style w:type="paragraph" w:styleId="TOC3">
@@ -1554,7 +1492,6 @@
     </w:pPr>
     <w:rPr>
       <w:rFonts w:eastAsiaTheme="minorEastAsia"/>
-      <w:color w:val="000000"/>
     </w:rPr>
   </w:style>
   <w:style w:type="paragraph" w:styleId="TOC4">
@@ -1571,7 +1508,6 @@
     </w:pPr>
     <w:rPr>
       <w:rFonts w:eastAsiaTheme="minorEastAsia"/>
-      <w:color w:val="000000"/>
     </w:rPr>
   </w:style>
   <w:style w:type="paragraph" w:styleId="TOC5">
@@ -1588,7 +1524,6 @@
     </w:pPr>
     <w:rPr>
       <w:rFonts w:eastAsiaTheme="minorEastAsia"/>
-      <w:color w:val="000000"/>
     </w:rPr>
   </w:style>
   <w:style w:type="paragraph" w:styleId="TOC6">
@@ -1605,7 +1540,6 @@
     </w:pPr>
     <w:rPr>
       <w:rFonts w:eastAsiaTheme="minorEastAsia"/>
-      <w:color w:val="000000"/>
     </w:rPr>
   </w:style>
   <w:style w:type="paragraph" w:styleId="TOC7">
@@ -1622,7 +1556,6 @@
     </w:pPr>
     <w:rPr>
       <w:rFonts w:eastAsiaTheme="minorEastAsia"/>
-      <w:color w:val="000000"/>
     </w:rPr>
   </w:style>
   <w:style w:type="paragraph" w:styleId="TOC8">
@@ -1639,7 +1572,6 @@
     </w:pPr>
     <w:rPr>
       <w:rFonts w:eastAsiaTheme="minorEastAsia"/>
-      <w:color w:val="000000"/>
     </w:rPr>
   </w:style>
   <w:style w:type="paragraph" w:styleId="TOC9">
@@ -1656,7 +1588,6 @@
     </w:pPr>
     <w:rPr>
       <w:rFonts w:eastAsiaTheme="minorEastAsia"/>
-      <w:color w:val="000000"/>
     </w:rPr>
   </w:style>
   <w:style w:type="paragraph" w:styleId="TOCHeading">
@@ -1672,7 +1603,6 @@
       <w:outlineLvl w:val="9"/>
     </w:pPr>
     <w:rPr>
-      <w:color w:val="000000"/>
       <w:kern w:val="0"/>
       <w:sz w:val="32"/>
       <w:szCs w:val="32"/>
